--- a/deliverables/05_Deployment_and_Operations_Manual.docx
+++ b/deliverables/05_Deployment_and_Operations_Manual.docx
@@ -38,7 +38,7 @@
         <w:rPr>
           <w:sz w:val="22"/>
         </w:rPr>
-        <w:t>Version: 1.0</w:t>
+        <w:t>Version: 1.1 (browser-only cloud setup)</w:t>
       </w:r>
     </w:p>
     <w:p>
@@ -50,7 +50,7 @@
         <w:rPr>
           <w:sz w:val="22"/>
         </w:rPr>
-        <w:t>Target: Vercel website, Aiven PostgreSQL/PostGIS, Python worker</w:t>
+        <w:t>Target: Vercel dashboard, Aiven PG Studio/PostGIS, GitHub Actions analysis runner</w:t>
       </w:r>
     </w:p>
     <w:p>
@@ -62,7 +62,7 @@
         <w:rPr>
           <w:b/>
         </w:rPr>
-        <w:t>VERSION 1.0 • IMPLEMENTATION BASELINE</w:t>
+        <w:t>RELEASE DOCUMENTATION • OCTOBER 2026</w:t>
       </w:r>
     </w:p>
     <w:p>
@@ -75,7 +75,7 @@
         <w:pStyle w:val="Heading2"/>
       </w:pPr>
       <w:r>
-        <w:t>1. Requirements and environment</w:t>
+        <w:t>1. Objective and deployment model</w:t>
       </w:r>
     </w:p>
     <w:p>
@@ -83,7 +83,7 @@
         <w:jc w:val="both"/>
       </w:pPr>
       <w:r>
-        <w:t>Install Node.js 20+ and Python 3.11+. The Python worker requires rasterio/GDAL, SciPy, NumPy, Shapely, PyProj and pystac-client. Aiven PostgreSQL 18 (other PostGIS-supported versions may work) needs an SSL connection and a dedicated app database or well-isolated schema. Vercel will host static files and simple serverless API endpoints. Use separate processing infrastructure for imagery.</w:t>
+        <w:t>All routine provisioning and deployment occur using the graphical web interfaces of GitHub, Aiven and Vercel. The user does not need Vercel CLI, psql CLI or a local Python installation. Python processing remains automated inside GitHub Actions, because large multispectral image analysis should not run in serverless web requests. A local script wizard remains available for optional offline developer testing, not production setup.</w:t>
       </w:r>
     </w:p>
     <w:p>
@@ -91,7 +91,7 @@
         <w:pStyle w:val="Heading2"/>
       </w:pPr>
       <w:r>
-        <w:t>2. First-run scripted setup</w:t>
+        <w:t>2. Step 1: GitHub source verification</w:t>
       </w:r>
     </w:p>
     <w:p>
@@ -99,7 +99,7 @@
         <w:jc w:val="both"/>
       </w:pPr>
       <w:r>
-        <w:t>Run python scripts/setup_ui.py from the project root to open the local browser setup wizard, or python scripts/setup.py for terminal prompts. It prompts for the Aiven URL without echoing passwords, generates or accepts an ADMIN_API_KEY, and writes a gitignored .env.local. Windows users may use powershell -ExecutionPolicy Bypass -File scripts/setup.ps1 after reviewing the script. Do not put the URL or API key into an issue, chat transcript or Git repository.</w:t>
+        <w:t>Visit https://github.com/Simmyt3r/RSCDS-Project and ensure the repository contains api/, public/, scripts/schema.sql, worker/, vercel.json and .github/workflows/. Verify Actions → Test RSCDS passed. The repository is currently public; do not store secrets, real protected candidate coordinates or high-risk study-area bounds in committed files, issue comments, run parameters, or artifacts.</w:t>
       </w:r>
     </w:p>
     <w:p>
@@ -107,7 +107,7 @@
         <w:pStyle w:val="Heading2"/>
       </w:pPr>
       <w:r>
-        <w:t>3. Database provisioning</w:t>
+        <w:t>3. Step 2: Aiven schema in PG Studio</w:t>
       </w:r>
     </w:p>
     <w:p>
@@ -115,7 +115,16 @@
         <w:jc w:val="both"/>
       </w:pPr>
       <w:r>
-        <w:t>In the Aiven console select the project and preferably create a dedicated DB if service capacity permits. Create a least-privilege application identity. From a trusted environment, set the local DATABASE_URL and run PGDATABASE="$DATABASE_URL" psql -X -v ON_ERROR_STOP=1 -f scripts/schema.sql. The migration creates PostGIS and rscds schema tables and indexes. Check that a web /api/health response reads database: ready. A known existing free Aiven service has the correct extension available, but do not assume it is available exclusively for this application.</w:t>
+        <w:t xml:space="preserve">In https://console.aiven.io/ select the intended project and PostgreSQL service. Open PG Studio → SQL editor. Open scripts/schema.sql from GitHub or click </w:t>
+      </w:r>
+      <w:r>
+        <w:rPr>
+          <w:i/>
+        </w:rPr>
+        <w:t>Copy complete SQL</w:t>
+      </w:r>
+      <w:r>
+        <w:t xml:space="preserve"> in the RSCDS deployed Setup page, paste into the editor, and execute selected statements. The script requests PostGIS if absent and creates the namespaced tables and indexes without deleting existing database objects. Confirm PG Studio shows rscds.detections and rscds.study_areas. Select an isolated database or use a dedicated least-privilege application user where possible. A pre-existing Aiven service may be shared with another application; do not reset or delete it.</w:t>
       </w:r>
     </w:p>
     <w:p>
@@ -123,7 +132,7 @@
         <w:pStyle w:val="Heading2"/>
       </w:pPr>
       <w:r>
-        <w:t>4. Web deployment on Vercel</w:t>
+        <w:t>4. Step 3: Import to Vercel from its interface</w:t>
       </w:r>
     </w:p>
     <w:p>
@@ -131,7 +140,25 @@
         <w:jc w:val="both"/>
       </w:pPr>
       <w:r>
-        <w:t>Keep the code in a Git repository. In a linked Vercel project select the repository root (not worker/) and deploy. Or use the Vercel CLI: npx vercel --prod. Store DATABASE_URL and ADMIN_API_KEY in Vercel encrypted project environment variables, with production and preview scopes appropriate to each stage. Redeploy after changing production environment variables, then test /api/health. Verify that the website's public route does not reveal candidate polygons.</w:t>
+        <w:t xml:space="preserve">Visit https://vercel.com/new, choose Add New → Project, and import Simmyt3r/RSCDS-Project from GitHub. Choose Framework Preset: </w:t>
+      </w:r>
+      <w:r>
+        <w:rPr>
+          <w:b/>
+        </w:rPr>
+        <w:t>Other</w:t>
+      </w:r>
+      <w:r>
+        <w:t xml:space="preserve">. Root Directory: ./. Output Directory: </w:t>
+      </w:r>
+      <w:r>
+        <w:rPr>
+          <w:b/>
+        </w:rPr>
+        <w:t>public</w:t>
+      </w:r>
+      <w:r>
+        <w:t xml:space="preserve"> (also declared in vercel.json). Build Command: leave blank. The repository's /api/*.js files are Vercel Functions. If no GitHub repository is shown, use Vercel's GitHub integration connection flow and grant the necessary repository access.</w:t>
       </w:r>
     </w:p>
     <w:p>
@@ -139,7 +166,7 @@
         <w:pStyle w:val="Heading2"/>
       </w:pPr>
       <w:r>
-        <w:t>5. Raster worker installation and invocation</w:t>
+        <w:t>5. Step 4: Server-side environment variables</w:t>
       </w:r>
     </w:p>
     <w:p>
@@ -147,63 +174,7 @@
         <w:jc w:val="both"/>
       </w:pPr>
       <w:r>
-        <w:t>Run python -m pip install -r requirements-worker.txt. Example invocation: python worker/analyze.py --bbox 8.20,7.60,8.25,7.65 --before 2025-01-01/2025-03-31 --after 2026-01-01/2026-03-31 --out outputs/change.geojson. These coordinates are an illustrative search extent, not a known settlement. The worker searches source scenes, reads HTTPS COGs, normalizes bands, masks cloudy pixels, identifies spectral change clusters, and writes unverified GeoJSON. It may legitimately find zero candidates.</w:t>
-      </w:r>
-    </w:p>
-    <w:p>
-      <w:pPr>
-        <w:pStyle w:val="Heading2"/>
-      </w:pPr>
-      <w:r>
-        <w:t>6. Import and human review</w:t>
-      </w:r>
-    </w:p>
-    <w:p>
-      <w:pPr>
-        <w:jc w:val="both"/>
-      </w:pPr>
-      <w:r>
-        <w:t>Open Candidate detections, enter the administrator API key, select the worker GeoJSON and click Upload. The server authenticates, checks geometry and provenance, and imports with unverified status. Open Review workspace, document reviewer name and at least ten characters of evidence notes, and verify or reject. Verifying a candidate means that independent investigation supports the classification; do not treat threshold scores as probabilities.</w:t>
-      </w:r>
-    </w:p>
-    <w:p>
-      <w:pPr>
-        <w:pStyle w:val="Heading2"/>
-      </w:pPr>
-      <w:r>
-        <w:t>7. GitHub Actions option</w:t>
-      </w:r>
-    </w:p>
-    <w:p>
-      <w:pPr>
-        <w:jc w:val="both"/>
-      </w:pPr>
-      <w:r>
-        <w:t>The repository includes satellite-analysis.yml with manual workflow_dispatch parameters: bbox, before and after windows. Use this only in a private project with appropriate artifact and run-access controls where exact coordinates are sensitive. The output is a seven-day review artifact. It does not automatically publish detections. The standard tests workflow checks Python unit tests and JavaScript validators.</w:t>
-      </w:r>
-    </w:p>
-    <w:p>
-      <w:pPr>
-        <w:pStyle w:val="Heading2"/>
-      </w:pPr>
-      <w:r>
-        <w:t>8. Health checks, logging and recovery</w:t>
-      </w:r>
-    </w:p>
-    <w:p>
-      <w:pPr>
-        <w:jc w:val="both"/>
-      </w:pPr>
-      <w:r>
-        <w:t>Use GET /api/health to check version and database readiness. Interpret not configured, migration required and connection error separately. Do not include full database URLs, authorization tokens or protected coordinates in logs. For failed imagery jobs, record scene IDs, provider HTTP errors, valid-pixel percentage and deterministic algorithm parameters. Aiven restore procedures depend on plan and must be verified in the service dashboard. Roll back Vercel code deployments through normal Git-based release controls.</w:t>
-      </w:r>
-    </w:p>
-    <w:p>
-      <w:pPr>
-        <w:pStyle w:val="Heading2"/>
-      </w:pPr>
-      <w:r>
-        <w:t>9. Security and responsible use checklist</w:t>
+        <w:t>In Vercel → Project → Settings → Environment Variables enter the variables for the Production target before clicking Deploy:</w:t>
       </w:r>
     </w:p>
     <w:p>
@@ -212,7 +183,13 @@
         <w:ind w:left="360"/>
       </w:pPr>
       <w:r>
-        <w:t>Rotate secrets after any accidental exposure; never keep secrets in client code or Git history.</w:t>
+        <w:rPr>
+          <w:b/>
+        </w:rPr>
+        <w:t>DATABASE_URL:</w:t>
+      </w:r>
+      <w:r>
+        <w:t xml:space="preserve"> Aiven PostgreSQL URI using SSL, acquired from Aiven Connection information. This is a secret.</w:t>
       </w:r>
     </w:p>
     <w:p>
@@ -221,7 +198,137 @@
         <w:ind w:left="360"/>
       </w:pPr>
       <w:r>
-        <w:t>Restrict who can execute analysis in sensitive regions and access unredacted output.</w:t>
+        <w:rPr>
+          <w:b/>
+        </w:rPr>
+        <w:t>ADMIN_API_KEY:</w:t>
+      </w:r>
+      <w:r>
+        <w:t xml:space="preserve"> Unique random administrator key, at least 24 characters. The RSCDS setup page can generate a cryptographically random 384-bit hexadecimal key locally in the browser (not transmitted by the generator).</w:t>
+      </w:r>
+    </w:p>
+    <w:p>
+      <w:pPr>
+        <w:jc w:val="both"/>
+      </w:pPr>
+      <w:r>
+        <w:t>Save variables in encrypted/sensitive fields, never in a public .env, GitHub commit, URL query or screenshot. If variables are added after first deployment, return to Deployments and select Redeploy to use the new environment. Avoid giving sensitive values to anyone else.</w:t>
+      </w:r>
+    </w:p>
+    <w:p>
+      <w:pPr>
+        <w:pStyle w:val="Heading2"/>
+      </w:pPr>
+      <w:r>
+        <w:t>6. Step 5: Verify Vercel deployment</w:t>
+      </w:r>
+    </w:p>
+    <w:p>
+      <w:pPr>
+        <w:jc w:val="both"/>
+      </w:pPr>
+      <w:r>
+        <w:t xml:space="preserve">Open the production URL and select </w:t>
+      </w:r>
+      <w:r>
+        <w:rPr>
+          <w:b/>
+        </w:rPr>
+        <w:t>Deploy &amp; configure → Check this website</w:t>
+      </w:r>
+      <w:r>
+        <w:t>. Expected results: Website online, Database ready, Admin configured yes. The backend GET /api/health is intentionally non-sensitive. Missing database connection, unapplied migrations and unconfigured administrator key produce distinct statuses. Vercel logs must be checked using its Dashboard Logs view, with no secret copying.</w:t>
+      </w:r>
+    </w:p>
+    <w:p>
+      <w:pPr>
+        <w:pStyle w:val="Heading2"/>
+      </w:pPr>
+      <w:r>
+        <w:t>7. Step 6: Configure GitHub Actions in the UI</w:t>
+      </w:r>
+    </w:p>
+    <w:p>
+      <w:pPr>
+        <w:jc w:val="both"/>
+      </w:pPr>
+      <w:r>
+        <w:t xml:space="preserve">In the GitHub repository select Settings → Secrets and variables → Actions. Add a </w:t>
+      </w:r>
+      <w:r>
+        <w:rPr>
+          <w:b/>
+        </w:rPr>
+        <w:t>repository variable</w:t>
+      </w:r>
+      <w:r>
+        <w:t xml:space="preserve"> RSCDS_DEPLOY_URL containing the exact HTTPS origin, for example https://your-app.vercel.app with no path, query or secret. Add a </w:t>
+      </w:r>
+      <w:r>
+        <w:rPr>
+          <w:b/>
+        </w:rPr>
+        <w:t>repository secret</w:t>
+      </w:r>
+      <w:r>
+        <w:t xml:space="preserve"> RSCDS_ADMIN_API_KEY containing the same key stored under Vercel settings. The GitHub workflow will validate both values, analyze a public/non-sensitive study area and POST at most 100 features per request to the authenticated API. The API's fingerprints make retries deduplicate instead of creating duplicate candidates. The workflow does </w:t>
+      </w:r>
+      <w:r>
+        <w:rPr>
+          <w:b/>
+        </w:rPr>
+        <w:t>not</w:t>
+      </w:r>
+      <w:r>
+        <w:t xml:space="preserve"> upload raw candidate geometry as a public Actions artifact.</w:t>
+      </w:r>
+    </w:p>
+    <w:p>
+      <w:pPr>
+        <w:jc w:val="both"/>
+      </w:pPr>
+      <w:r>
+        <w:t>GitHub documentation: https://docs.github.com/en/actions/how-tos/manage-workflow-runs/manually-run-a-workflow . Open Actions → Manual Satellite Analysis → Run workflow. Copy the bounding box and date-window values from the RSCDS Satellite imagery page. For sensitive communities, run in a private repository / trusted processor instead; even inputs to public workflow runs may be exposed.</w:t>
+      </w:r>
+    </w:p>
+    <w:p>
+      <w:pPr>
+        <w:pStyle w:val="Heading2"/>
+      </w:pPr>
+      <w:r>
+        <w:t>8. Validation and human review</w:t>
+      </w:r>
+    </w:p>
+    <w:p>
+      <w:pPr>
+        <w:jc w:val="both"/>
+      </w:pPr>
+      <w:r>
+        <w:t>In Candidate detections, use the administrator API key only in a trusted HTTPS browser tab. Upload non-sensitive worker GeoJSON manually if needed or refresh records after the cloud action. Candidate scores describe spectral change only. Accept or reject each unverified candidate using independent evidence, reviewer identity and explanatory notes. Keep evidence provenance and protected coordinates out of public reports. The workflow may legitimately return zero change candidates.</w:t>
+      </w:r>
+    </w:p>
+    <w:p>
+      <w:pPr>
+        <w:pStyle w:val="Heading2"/>
+      </w:pPr>
+      <w:r>
+        <w:t>9. Rollback, monitoring and costs</w:t>
+      </w:r>
+    </w:p>
+    <w:p>
+      <w:pPr>
+        <w:jc w:val="both"/>
+      </w:pPr>
+      <w:r>
+        <w:t>Use Vercel → Deployments → Redeploy or promote a prior deployment, after checking schema compatibility. Use Aiven PG Studio to inspect service health and tables. Consult the Aiven service's storage, connection and backup limits; a free-tier database is not necessarily dedicated to RSCDS. GitHub Actions storage and runner minutes may be limited by the GitHub plan. Keep imagery out of Postgres; store geometries and metadata only.</w:t>
+      </w:r>
+    </w:p>
+    <w:p>
+      <w:pPr>
+        <w:pStyle w:val="Heading2"/>
+      </w:pPr>
+      <w:r>
+        <w:t>10. Security and research constraints</w:t>
       </w:r>
     </w:p>
     <w:p>
@@ -230,7 +337,7 @@
         <w:ind w:left="360"/>
       </w:pPr>
       <w:r>
-        <w:t>Upgrade single shared admin key to named user accounts, least-privilege roles, MFA and immutable audit history before field use.</w:t>
+        <w:t>Protect API key access and rotate it after exposure. This prototype does not yet provide named accounts, MFA, role-based authorization or immutable audit logs.</w:t>
       </w:r>
     </w:p>
     <w:p>
@@ -239,7 +346,7 @@
         <w:ind w:left="360"/>
       </w:pPr>
       <w:r>
-        <w:t>Keep raw imagery/source attributions, cloud masks, uncertainty and human-review evidence.</w:t>
+        <w:t>Do not make protected study-area coordinates public through GitHub inputs, stdout, Vercel URLs, or downloadable artifacts.</w:t>
       </w:r>
     </w:p>
     <w:p>
@@ -248,7 +355,7 @@
         <w:ind w:left="360"/>
       </w:pPr>
       <w:r>
-        <w:t>Do not identify or track individuals or make vulnerable settlement coordinates public.</w:t>
+        <w:t>Verify Sentinel-2 scene dates, cloud fractions and source attribution; reject unsupported certainty claims.</w:t>
       </w:r>
     </w:p>
     <w:p>
@@ -257,7 +364,16 @@
         <w:ind w:left="360"/>
       </w:pPr>
       <w:r>
-        <w:t>Run scientific validation before presenting the project as a reliable settlement detector.</w:t>
+        <w:t>Independent field verification, labelled datasets, train/evaluation separation and quantitative evaluation are required before calling the system a validated temporary-settlement detector.</w:t>
+      </w:r>
+    </w:p>
+    <w:p>
+      <w:pPr>
+        <w:pStyle w:val="ListBullet"/>
+        <w:ind w:left="360"/>
+      </w:pPr>
+      <w:r>
+        <w:t>Do not infer population, humanitarian status, political identity or displacement history from satellite imagery alone.</w:t>
       </w:r>
     </w:p>
     <w:p>
@@ -265,7 +381,7 @@
         <w:pStyle w:val="Heading2"/>
       </w:pPr>
       <w:r>
-        <w:t>10. Troubleshooting</w:t>
+        <w:t>11. Troubleshooting</w:t>
       </w:r>
     </w:p>
     <w:p>
@@ -276,73 +392,55 @@
         <w:rPr>
           <w:b/>
         </w:rPr>
-        <w:t>No scenes found:</w:t>
+        <w:t>Website loads but database not ready:</w:t>
       </w:r>
       <w:r>
-        <w:t xml:space="preserve"> broaden dates, choose another season, or raise cloud threshold within scientifically reasonable bounds. </w:t>
+        <w:t xml:space="preserve"> confirm Vercel environment values, HTTPS URL encoding for passwords, Aiven SSL and executed schema. </w:t>
       </w:r>
       <w:r>
         <w:rPr>
           <w:b/>
         </w:rPr>
-        <w:t>Scene too cloudy:</w:t>
+        <w:t>No Admin configured:</w:t>
       </w:r>
       <w:r>
-        <w:t xml:space="preserve"> choose alternate dates or implement multi-scene compositing. </w:t>
+        <w:t xml:space="preserve"> set ADMIN_API_KEY under Vercel settings and redeploy. </w:t>
       </w:r>
       <w:r>
         <w:rPr>
           <w:b/>
         </w:rPr>
-        <w:t>COG read failed:</w:t>
+        <w:t>GitHub analysis reports missing settings:</w:t>
       </w:r>
       <w:r>
-        <w:t xml:space="preserve"> check network access and GDAL/rasterio installation. </w:t>
+        <w:t xml:space="preserve"> add the GitHub variable and secret in Settings → Secrets and variables → Actions. </w:t>
       </w:r>
       <w:r>
         <w:rPr>
           <w:b/>
         </w:rPr>
-        <w:t>Database not configured:</w:t>
+        <w:t>Unexpected duplicate candidate:</w:t>
       </w:r>
       <w:r>
-        <w:t xml:space="preserve"> add DATABASE_URL server-side and run migration. </w:t>
+        <w:t xml:space="preserve"> confirm PostGIS unique fingerprint index exists. </w:t>
       </w:r>
       <w:r>
         <w:rPr>
           <w:b/>
         </w:rPr>
-        <w:t>HTTP 401:</w:t>
+        <w:t>No scenes or no candidates:</w:t>
       </w:r>
       <w:r>
-        <w:t xml:space="preserve"> verify API key without placing it in URLs. </w:t>
+        <w:t xml:space="preserve"> broaden the date window, compare seasons and inspect actual cloud masking. </w:t>
       </w:r>
       <w:r>
         <w:rPr>
           <w:b/>
         </w:rPr>
-        <w:t>HTTP 503 on authenticated calls:</w:t>
+        <w:t>SQL schema copy fails:</w:t>
       </w:r>
       <w:r>
-        <w:t xml:space="preserve"> ADMIN_API_KEY is missing. </w:t>
-      </w:r>
-      <w:r>
-        <w:rPr>
-          <w:b/>
-        </w:rPr>
-        <w:t>Import SQL error:</w:t>
-      </w:r>
-      <w:r>
-        <w:t xml:space="preserve"> verify PostGIS extension and schema permissions. </w:t>
-      </w:r>
-      <w:r>
-        <w:rPr>
-          <w:b/>
-        </w:rPr>
-        <w:t>Vercel build error:</w:t>
-      </w:r>
-      <w:r>
-        <w:t xml:space="preserve"> inspect Node version, dependencies and root directory. Never remove database access controls as a troubleshooting shortcut.</w:t>
+        <w:t xml:space="preserve"> open scripts/schema.sql directly in GitHub and copy it into Aiven PG Studio. Do not disable authentication to diagnose a failure.</w:t>
       </w:r>
     </w:p>
     <w:sectPr>
